--- a/Backend/src/templates/qas/FOR Acta QA Internet dedicado Front end.docx
+++ b/Backend/src/templates/qas/FOR Acta QA Internet dedicado Front end.docx
@@ -61,6 +61,9 @@
         </w:rPr>
         <w:tab/>
       </w:r>
+      <w:r>
+        <w:t xml:space="preserve"> {visita_numero}</w:t>
+      </w:r>
     </w:p>
     <w:p>
       <w:pPr>
@@ -94,6 +97,9 @@
         </w:rPr>
         <w:tab/>
       </w:r>
+      <w:r>
+        <w:t xml:space="preserve"> {fecha_ejecucion}</w:t>
+      </w:r>
     </w:p>
     <w:p>
       <w:pPr>
@@ -135,6 +141,9 @@
         </w:rPr>
         <w:tab/>
       </w:r>
+      <w:r>
+        <w:t xml:space="preserve"> {hora_inicio}</w:t>
+      </w:r>
     </w:p>
     <w:p>
       <w:pPr>
@@ -168,6 +177,9 @@
         </w:rPr>
         <w:tab/>
       </w:r>
+      <w:r>
+        <w:t xml:space="preserve"> {tiempo_transporte}</w:t>
+      </w:r>
     </w:p>
     <w:p>
       <w:pPr>
@@ -201,6 +213,9 @@
         </w:rPr>
         <w:tab/>
       </w:r>
+      <w:r>
+        <w:t xml:space="preserve"> {tiempo_antesala}</w:t>
+      </w:r>
     </w:p>
     <w:p>
       <w:pPr>
@@ -234,6 +249,9 @@
         </w:rPr>
         <w:tab/>
       </w:r>
+      <w:r>
+        <w:t xml:space="preserve"> {tiempo_ejecucion}</w:t>
+      </w:r>
     </w:p>
     <w:p>
       <w:pPr>
@@ -283,6 +301,9 @@
         </w:rPr>
         <w:tab/>
       </w:r>
+      <w:r>
+        <w:t xml:space="preserve"> {tiempo_espera_claro}</w:t>
+      </w:r>
     </w:p>
     <w:p>
       <w:pPr>
@@ -324,6 +345,9 @@
         </w:rPr>
         <w:tab/>
       </w:r>
+      <w:r>
+        <w:t xml:space="preserve"> {hora_salida}</w:t>
+      </w:r>
     </w:p>
     <w:p>
       <w:pPr>
@@ -366,6 +390,9 @@
         </w:rPr>
         <w:tab/>
       </w:r>
+      <w:r>
+        <w:t xml:space="preserve"> {ingeniero_outsourcing}</w:t>
+      </w:r>
     </w:p>
     <w:p>
       <w:pPr>
@@ -407,6 +434,9 @@
         </w:rPr>
         <w:tab/>
       </w:r>
+      <w:r>
+        <w:t xml:space="preserve"> {multimetro}</w:t>
+      </w:r>
     </w:p>
     <w:p>
       <w:pPr>
@@ -440,6 +470,9 @@
         </w:rPr>
         <w:tab/>
       </w:r>
+      <w:r>
+        <w:t xml:space="preserve"> {analizador_ber}</w:t>
+      </w:r>
     </w:p>
     <w:p>
       <w:pPr>
@@ -481,6 +514,9 @@
         </w:rPr>
         <w:tab/>
       </w:r>
+      <w:r>
+        <w:t xml:space="preserve"> {soporte_claro}</w:t>
+      </w:r>
     </w:p>
     <w:p>
       <w:pPr>
@@ -522,6 +558,9 @@
         </w:rPr>
         <w:tab/>
       </w:r>
+      <w:r>
+        <w:t xml:space="preserve"> {firma_acta}</w:t>
+      </w:r>
     </w:p>
     <w:p>
       <w:pPr>
@@ -564,6 +603,9 @@
         </w:rPr>
         <w:tab/>
       </w:r>
+      <w:r>
+        <w:t xml:space="preserve"> {caso_seguimiento}</w:t>
+      </w:r>
     </w:p>
     <w:p>
       <w:pPr>
@@ -588,6 +630,9 @@
           <w:lang w:val="es-CO"/>
         </w:rPr>
         <w:tab/>
+      </w:r>
+      <w:r>
+        <w:t xml:space="preserve"> {problemas_instalacion}</w:t>
       </w:r>
     </w:p>
     <w:p>
@@ -651,6 +696,9 @@
         </w:rPr>
         <w:tab/>
       </w:r>
+      <w:r>
+        <w:t xml:space="preserve"> {fase_neutro}</w:t>
+      </w:r>
     </w:p>
     <w:p>
       <w:pPr>
@@ -695,6 +743,9 @@
         </w:rPr>
         <w:tab/>
       </w:r>
+      <w:r>
+        <w:t xml:space="preserve"> {fase_tierra}</w:t>
+      </w:r>
     </w:p>
     <w:p>
       <w:pPr>
@@ -731,6 +782,9 @@
         </w:rPr>
         <w:tab/>
       </w:r>
+      <w:r>
+        <w:t xml:space="preserve"> {neutro_tierra}</w:t>
+      </w:r>
     </w:p>
     <w:p>
       <w:pPr>
@@ -757,6 +811,9 @@
         </w:rPr>
         <w:t>Lugar de Instalación de Equipos:</w:t>
       </w:r>
+      <w:r>
+        <w:t xml:space="preserve"> {lugar_instalacion}</w:t>
+      </w:r>
     </w:p>
     <w:p>
       <w:pPr>
@@ -792,15 +849,21 @@
         </w:rPr>
         <w:t>Observaciones:</w:t>
       </w:r>
-    </w:p>
-    <w:p>
-      <w:pPr>
-        <w:rPr>
-          <w:rFonts w:ascii="Arial" w:hAnsi="Arial" w:cs="Arial"/>
-          <w:b/>
-          <w:lang w:val="es-CO"/>
-        </w:rPr>
-      </w:pPr>
+      <w:r>
+        <w:t xml:space="preserve"> {observaciones}</w:t>
+      </w:r>
+    </w:p>
+    <w:p>
+      <w:pPr>
+        <w:rPr>
+          <w:rFonts w:ascii="Arial" w:hAnsi="Arial" w:cs="Arial"/>
+          <w:b/>
+          <w:lang w:val="es-CO"/>
+        </w:rPr>
+      </w:pPr>
+      <w:r>
+        <w:t>{observaciones_conexiones}</w:t>
+      </w:r>
     </w:p>
     <w:p>
       <w:pPr>
@@ -1015,6 +1078,9 @@
                 <w:lang w:val="es-CO"/>
               </w:rPr>
             </w:pPr>
+            <w:r>
+              <w:t>{equipo_instalado_1_tipo}</w:t>
+            </w:r>
           </w:p>
         </w:tc>
         <w:tc>
@@ -1031,6 +1097,9 @@
                 <w:lang w:val="es-CO"/>
               </w:rPr>
             </w:pPr>
+            <w:r>
+              <w:t>{equipo_instalado_1_marca}</w:t>
+            </w:r>
           </w:p>
         </w:tc>
         <w:tc>
@@ -1047,6 +1116,9 @@
                 <w:lang w:val="es-CO"/>
               </w:rPr>
             </w:pPr>
+            <w:r>
+              <w:t>{equipo_instalado_1_modelo}</w:t>
+            </w:r>
           </w:p>
         </w:tc>
         <w:tc>
@@ -1063,6 +1135,9 @@
                 <w:lang w:val="es-CO"/>
               </w:rPr>
             </w:pPr>
+            <w:r>
+              <w:t>{equipo_instalado_1_serial}</w:t>
+            </w:r>
           </w:p>
         </w:tc>
         <w:tc>
@@ -1079,6 +1154,9 @@
                 <w:lang w:val="es-CO"/>
               </w:rPr>
             </w:pPr>
+            <w:r>
+              <w:t>{equipo_instalado_1_placa}</w:t>
+            </w:r>
           </w:p>
         </w:tc>
       </w:tr>
@@ -1097,6 +1175,9 @@
                 <w:lang w:val="es-CO"/>
               </w:rPr>
             </w:pPr>
+            <w:r>
+              <w:t>{equipo_instalado_2_tipo}</w:t>
+            </w:r>
           </w:p>
         </w:tc>
         <w:tc>
@@ -1113,6 +1194,9 @@
                 <w:lang w:val="es-CO"/>
               </w:rPr>
             </w:pPr>
+            <w:r>
+              <w:t>{equipo_instalado_2_marca}</w:t>
+            </w:r>
           </w:p>
         </w:tc>
         <w:tc>
@@ -1129,6 +1213,9 @@
                 <w:lang w:val="es-CO"/>
               </w:rPr>
             </w:pPr>
+            <w:r>
+              <w:t>{equipo_instalado_2_modelo}</w:t>
+            </w:r>
           </w:p>
         </w:tc>
         <w:tc>
@@ -1145,6 +1232,9 @@
                 <w:lang w:val="es-CO"/>
               </w:rPr>
             </w:pPr>
+            <w:r>
+              <w:t>{equipo_instalado_2_serial}</w:t>
+            </w:r>
           </w:p>
         </w:tc>
         <w:tc>
@@ -1161,6 +1251,9 @@
                 <w:lang w:val="es-CO"/>
               </w:rPr>
             </w:pPr>
+            <w:r>
+              <w:t>{equipo_instalado_2_placa}</w:t>
+            </w:r>
           </w:p>
         </w:tc>
       </w:tr>
@@ -1179,6 +1272,9 @@
                 <w:lang w:val="es-CO"/>
               </w:rPr>
             </w:pPr>
+            <w:r>
+              <w:t>{equipo_instalado_3_tipo}</w:t>
+            </w:r>
           </w:p>
         </w:tc>
         <w:tc>
@@ -1195,6 +1291,9 @@
                 <w:lang w:val="es-CO"/>
               </w:rPr>
             </w:pPr>
+            <w:r>
+              <w:t>{equipo_instalado_3_marca}</w:t>
+            </w:r>
           </w:p>
         </w:tc>
         <w:tc>
@@ -1211,6 +1310,9 @@
                 <w:lang w:val="es-CO"/>
               </w:rPr>
             </w:pPr>
+            <w:r>
+              <w:t>{equipo_instalado_3_modelo}</w:t>
+            </w:r>
           </w:p>
         </w:tc>
         <w:tc>
@@ -1227,6 +1329,9 @@
                 <w:lang w:val="es-CO"/>
               </w:rPr>
             </w:pPr>
+            <w:r>
+              <w:t>{equipo_instalado_3_serial}</w:t>
+            </w:r>
           </w:p>
         </w:tc>
         <w:tc>
@@ -1243,6 +1348,9 @@
                 <w:lang w:val="es-CO"/>
               </w:rPr>
             </w:pPr>
+            <w:r>
+              <w:t>{equipo_instalado_3_placa}</w:t>
+            </w:r>
           </w:p>
         </w:tc>
       </w:tr>
@@ -1261,6 +1369,9 @@
                 <w:lang w:val="es-CO"/>
               </w:rPr>
             </w:pPr>
+            <w:r>
+              <w:t>{equipo_instalado_4_tipo}</w:t>
+            </w:r>
           </w:p>
         </w:tc>
         <w:tc>
@@ -1277,6 +1388,9 @@
                 <w:lang w:val="es-CO"/>
               </w:rPr>
             </w:pPr>
+            <w:r>
+              <w:t>{equipo_instalado_4_marca}</w:t>
+            </w:r>
           </w:p>
         </w:tc>
         <w:tc>
@@ -1293,6 +1407,9 @@
                 <w:lang w:val="es-CO"/>
               </w:rPr>
             </w:pPr>
+            <w:r>
+              <w:t>{equipo_instalado_4_modelo}</w:t>
+            </w:r>
           </w:p>
         </w:tc>
         <w:tc>
@@ -1309,6 +1426,9 @@
                 <w:lang w:val="es-CO"/>
               </w:rPr>
             </w:pPr>
+            <w:r>
+              <w:t>{equipo_instalado_4_serial}</w:t>
+            </w:r>
           </w:p>
         </w:tc>
         <w:tc>
@@ -1325,6 +1445,9 @@
                 <w:lang w:val="es-CO"/>
               </w:rPr>
             </w:pPr>
+            <w:r>
+              <w:t>{equipo_instalado_4_placa}</w:t>
+            </w:r>
           </w:p>
         </w:tc>
       </w:tr>
@@ -1552,6 +1675,9 @@
                 <w:lang w:val="es-CO"/>
               </w:rPr>
             </w:pPr>
+            <w:r>
+              <w:t>{equipo_desinstalado_1_tipo}</w:t>
+            </w:r>
           </w:p>
         </w:tc>
         <w:tc>
@@ -1568,6 +1694,9 @@
                 <w:lang w:val="es-CO"/>
               </w:rPr>
             </w:pPr>
+            <w:r>
+              <w:t>{equipo_desinstalado_1_marca}</w:t>
+            </w:r>
           </w:p>
         </w:tc>
         <w:tc>
@@ -1584,6 +1713,9 @@
                 <w:lang w:val="es-CO"/>
               </w:rPr>
             </w:pPr>
+            <w:r>
+              <w:t>{equipo_desinstalado_1_modelo}</w:t>
+            </w:r>
           </w:p>
         </w:tc>
         <w:tc>
@@ -1600,6 +1732,9 @@
                 <w:lang w:val="es-CO"/>
               </w:rPr>
             </w:pPr>
+            <w:r>
+              <w:t>{equipo_desinstalado_1_serial}</w:t>
+            </w:r>
           </w:p>
         </w:tc>
         <w:tc>
@@ -1616,6 +1751,9 @@
                 <w:lang w:val="es-CO"/>
               </w:rPr>
             </w:pPr>
+            <w:r>
+              <w:t>{equipo_desinstalado_1_placa}</w:t>
+            </w:r>
           </w:p>
         </w:tc>
       </w:tr>
@@ -1634,6 +1772,9 @@
                 <w:lang w:val="es-CO"/>
               </w:rPr>
             </w:pPr>
+            <w:r>
+              <w:t>{equipo_desinstalado_2_tipo}</w:t>
+            </w:r>
           </w:p>
         </w:tc>
         <w:tc>
@@ -1650,6 +1791,9 @@
                 <w:lang w:val="es-CO"/>
               </w:rPr>
             </w:pPr>
+            <w:r>
+              <w:t>{equipo_desinstalado_2_marca}</w:t>
+            </w:r>
           </w:p>
         </w:tc>
         <w:tc>
@@ -1666,6 +1810,9 @@
                 <w:lang w:val="es-CO"/>
               </w:rPr>
             </w:pPr>
+            <w:r>
+              <w:t>{equipo_desinstalado_2_modelo}</w:t>
+            </w:r>
           </w:p>
         </w:tc>
         <w:tc>
@@ -1682,6 +1829,9 @@
                 <w:lang w:val="es-CO"/>
               </w:rPr>
             </w:pPr>
+            <w:r>
+              <w:t>{equipo_desinstalado_2_serial}</w:t>
+            </w:r>
           </w:p>
         </w:tc>
         <w:tc>
@@ -1698,6 +1848,9 @@
                 <w:lang w:val="es-CO"/>
               </w:rPr>
             </w:pPr>
+            <w:r>
+              <w:t>{equipo_desinstalado_2_placa}</w:t>
+            </w:r>
           </w:p>
         </w:tc>
       </w:tr>
@@ -1716,6 +1869,9 @@
                 <w:lang w:val="es-CO"/>
               </w:rPr>
             </w:pPr>
+            <w:r>
+              <w:t>{equipo_desinstalado_3_tipo}</w:t>
+            </w:r>
           </w:p>
         </w:tc>
         <w:tc>
@@ -1732,6 +1888,9 @@
                 <w:lang w:val="es-CO"/>
               </w:rPr>
             </w:pPr>
+            <w:r>
+              <w:t>{equipo_desinstalado_3_marca}</w:t>
+            </w:r>
           </w:p>
         </w:tc>
         <w:tc>
@@ -1748,6 +1907,9 @@
                 <w:lang w:val="es-CO"/>
               </w:rPr>
             </w:pPr>
+            <w:r>
+              <w:t>{equipo_desinstalado_3_modelo}</w:t>
+            </w:r>
           </w:p>
         </w:tc>
         <w:tc>
@@ -1764,6 +1926,9 @@
                 <w:lang w:val="es-CO"/>
               </w:rPr>
             </w:pPr>
+            <w:r>
+              <w:t>{equipo_desinstalado_3_serial}</w:t>
+            </w:r>
           </w:p>
         </w:tc>
         <w:tc>
@@ -1780,6 +1945,9 @@
                 <w:lang w:val="es-CO"/>
               </w:rPr>
             </w:pPr>
+            <w:r>
+              <w:t>{equipo_desinstalado_3_placa}</w:t>
+            </w:r>
           </w:p>
         </w:tc>
       </w:tr>
@@ -1798,6 +1966,9 @@
                 <w:lang w:val="es-CO"/>
               </w:rPr>
             </w:pPr>
+            <w:r>
+              <w:t>{equipo_desinstalado_4_tipo}</w:t>
+            </w:r>
           </w:p>
         </w:tc>
         <w:tc>
@@ -1814,6 +1985,9 @@
                 <w:lang w:val="es-CO"/>
               </w:rPr>
             </w:pPr>
+            <w:r>
+              <w:t>{equipo_desinstalado_4_marca}</w:t>
+            </w:r>
           </w:p>
         </w:tc>
         <w:tc>
@@ -1830,6 +2004,9 @@
                 <w:lang w:val="es-CO"/>
               </w:rPr>
             </w:pPr>
+            <w:r>
+              <w:t>{equipo_desinstalado_4_modelo}</w:t>
+            </w:r>
           </w:p>
         </w:tc>
         <w:tc>
@@ -1846,6 +2023,9 @@
                 <w:lang w:val="es-CO"/>
               </w:rPr>
             </w:pPr>
+            <w:r>
+              <w:t>{equipo_desinstalado_4_serial}</w:t>
+            </w:r>
           </w:p>
         </w:tc>
         <w:tc>
@@ -1862,6 +2042,9 @@
                 <w:lang w:val="es-CO"/>
               </w:rPr>
             </w:pPr>
+            <w:r>
+              <w:t>{equipo_desinstalado_4_placa}</w:t>
+            </w:r>
           </w:p>
         </w:tc>
       </w:tr>
@@ -2002,6 +2185,9 @@
           </wp:inline>
         </w:drawing>
       </w:r>
+      <w:r>
+        <w:t>{foto_antes_instalacion}</w:t>
+      </w:r>
     </w:p>
     <w:p>
       <w:pPr>
@@ -2128,6 +2314,9 @@
           </wp:inline>
         </w:drawing>
       </w:r>
+      <w:r>
+        <w:t>{foto_despues_instalacion}</w:t>
+      </w:r>
     </w:p>
     <w:p>
       <w:pPr>
@@ -2273,6 +2462,9 @@
           </wp:inline>
         </w:drawing>
       </w:r>
+      <w:r>
+        <w:t>{foto_marquillas}</w:t>
+      </w:r>
     </w:p>
     <w:p>
       <w:pPr>
@@ -2391,6 +2583,9 @@
           </wp:inline>
         </w:drawing>
       </w:r>
+      <w:r>
+        <w:t>{foto_tomas_electricas}</w:t>
+      </w:r>
     </w:p>
     <w:p>
       <w:pPr>
@@ -2506,6 +2701,9 @@
           </wp:inline>
         </w:drawing>
       </w:r>
+      <w:r>
+        <w:t>{foto_voltaje}</w:t>
+      </w:r>
     </w:p>
     <w:p>
       <w:pPr>
@@ -2645,6 +2843,9 @@
           <w:lang w:val="es-CO"/>
         </w:rPr>
       </w:pPr>
+      <w:r>
+        <w:t>{firmware_version_equipos}</w:t>
+      </w:r>
     </w:p>
     <w:p>
       <w:pPr>
@@ -2824,6 +3025,9 @@
           <w:lang w:val="en-US"/>
         </w:rPr>
       </w:pPr>
+      <w:r>
+        <w:t>{configuracion_router}</w:t>
+      </w:r>
     </w:p>
     <w:p>
       <w:pPr>
@@ -2944,6 +3148,9 @@
         </w:rPr>
         <w:t xml:space="preserve"> </w:t>
       </w:r>
+      <w:r>
+        <w:t xml:space="preserve"> {ping_router_internet}</w:t>
+      </w:r>
     </w:p>
     <w:p>
       <w:pPr>
@@ -2979,6 +3186,9 @@
         </w:rPr>
         <w:t>Trace</w:t>
       </w:r>
+      <w:r>
+        <w:t xml:space="preserve"> {trace_router_internet}</w:t>
+      </w:r>
     </w:p>
     <w:p>
       <w:pPr>
@@ -3050,6 +3260,9 @@
           <w:lang w:val="es-CO"/>
         </w:rPr>
       </w:pPr>
+      <w:r>
+        <w:t>{gestion_cliente_router}</w:t>
+      </w:r>
     </w:p>
     <w:p>
       <w:pPr>
@@ -3108,6 +3321,9 @@
           <w:color w:val="A6A6A6" w:themeColor="background1" w:themeShade="A6"/>
         </w:rPr>
       </w:pPr>
+      <w:r>
+        <w:t>{razon_no_ingreso_router}</w:t>
+      </w:r>
     </w:p>
     <w:p>
       <w:pPr>
@@ -3146,6 +3362,9 @@
           <w:lang w:val="es-CO"/>
         </w:rPr>
       </w:pPr>
+      <w:r>
+        <w:t>{registro_saturacion}</w:t>
+      </w:r>
     </w:p>
     <w:p>
       <w:pPr>
@@ -3344,6 +3563,9 @@
                 <w:lang w:val="en-US"/>
               </w:rPr>
             </w:pPr>
+            <w:r>
+              <w:t>{equipos_cliente_conectados_claro_x_si}</w:t>
+            </w:r>
           </w:p>
         </w:tc>
         <w:tc>
@@ -3411,6 +3633,9 @@
                 <w:lang w:val="en-US"/>
               </w:rPr>
             </w:pPr>
+            <w:r>
+              <w:t>{equipos_cliente_conectados_claro_x_no}</w:t>
+            </w:r>
           </w:p>
         </w:tc>
       </w:tr>
@@ -3553,6 +3778,9 @@
                 <w:lang w:val="en-US"/>
               </w:rPr>
             </w:pPr>
+            <w:r>
+              <w:t>{equipos_cliente_disponibles_configurados_x_si}</w:t>
+            </w:r>
           </w:p>
         </w:tc>
         <w:tc>
@@ -3620,6 +3848,9 @@
                 <w:lang w:val="en-US"/>
               </w:rPr>
             </w:pPr>
+            <w:r>
+              <w:t>{equipos_cliente_disponibles_configurados_x_no}</w:t>
+            </w:r>
           </w:p>
         </w:tc>
       </w:tr>
@@ -3821,6 +4052,9 @@
             </a:graphic>
           </wp:inline>
         </w:drawing>
+      </w:r>
+      <w:r>
+        <w:t>{foto_acta_entrega_servicio}</w:t>
       </w:r>
     </w:p>
     <w:sectPr>
